--- a/Para Impresión.docx
+++ b/Para Impresión.docx
@@ -3,21 +3,25 @@
 <w:document xmlns:wpc="http://schemas.microsoft.com/office/word/2010/wordprocessingCanvas" xmlns:cx="http://schemas.microsoft.com/office/drawing/2014/chartex" xmlns:cx1="http://schemas.microsoft.com/office/drawing/2015/9/8/chartex" xmlns:cx2="http://schemas.microsoft.com/office/drawing/2015/10/21/chartex" xmlns:cx3="http://schemas.microsoft.com/office/drawing/2016/5/9/chartex" xmlns:cx4="http://schemas.microsoft.com/office/drawing/2016/5/10/chartex" xmlns:cx5="http://schemas.microsoft.com/office/drawing/2016/5/11/chartex" xmlns:cx6="http://schemas.microsoft.com/office/drawing/2016/5/12/chartex" xmlns:cx7="http://schemas.microsoft.com/office/drawing/2016/5/13/chartex" xmlns:cx8="http://schemas.microsoft.com/office/drawing/2016/5/14/chartex" xmlns:mc="http://schemas.openxmlformats.org/markup-compatibility/2006" xmlns:aink="http://schemas.microsoft.com/office/drawing/2016/ink" xmlns:am3d="http://schemas.microsoft.com/office/drawing/2017/model3d" xmlns:o="urn:schemas-microsoft-com:office:office" xmlns:oel="http://schemas.microsoft.com/office/2019/extlst" xmlns:r="http://schemas.openxmlformats.org/officeDocument/2006/relationships" xmlns:m="http://schemas.openxmlformats.org/officeDocument/2006/math" xmlns:v="urn:schemas-microsoft-com:vml" xmlns:wp14="http://schemas.microsoft.com/office/word/2010/wordprocessingDrawing" xmlns:wp="http://schemas.openxmlformats.org/drawingml/2006/wordprocessingDrawing" xmlns:w10="urn:schemas-microsoft-com:office:word" xmlns:w="http://schemas.openxmlformats.org/wordprocessingml/2006/main" xmlns:w14="http://schemas.microsoft.com/office/word/2010/wordml" xmlns:w15="http://schemas.microsoft.com/office/word/2012/wordml" xmlns:w16cex="http://schemas.microsoft.com/office/word/2018/wordml/cex" xmlns:w16cid="http://schemas.microsoft.com/office/word/2016/wordml/cid" xmlns:w16="http://schemas.microsoft.com/office/word/2018/wordml" xmlns:w16du="http://schemas.microsoft.com/office/word/2023/wordml/word16du" xmlns:w16sdtdh="http://schemas.microsoft.com/office/word/2020/wordml/sdtdatahash" xmlns:w16sdtfl="http://schemas.microsoft.com/office/word/2024/wordml/sdtformatlock" xmlns:w16se="http://schemas.microsoft.com/office/word/2015/wordml/symex" xmlns:wpg="http://schemas.microsoft.com/office/word/2010/wordprocessingGroup" xmlns:wpi="http://schemas.microsoft.com/office/word/2010/wordprocessingInk" xmlns:wne="http://schemas.microsoft.com/office/word/2006/wordml" xmlns:wps="http://schemas.microsoft.com/office/word/2010/wordprocessingShape" mc:Ignorable="w14 w15 w16se w16cid w16 w16cex w16sdtdh w16sdtfl w16du wp14">
   <w:body>
     <w:p>
+      <w:pPr>
+        <w:spacing w:after="0"/>
+        <w:jc w:val="center"/>
+      </w:pPr>
       <w:r>
         <w:rPr>
           <w:noProof/>
         </w:rPr>
         <w:drawing>
-          <wp:anchor distT="0" distB="0" distL="114300" distR="114300" simplePos="0" relativeHeight="251658240" behindDoc="0" locked="0" layoutInCell="1" allowOverlap="1" wp14:anchorId="467D4EB3" wp14:editId="58BE1166">
+          <wp:anchor distT="0" distB="0" distL="114300" distR="114300" simplePos="0" relativeHeight="251658240" behindDoc="0" locked="0" layoutInCell="1" allowOverlap="1" wp14:anchorId="467D4EB3" wp14:editId="6FD8F74B">
             <wp:simplePos x="0" y="0"/>
             <wp:positionH relativeFrom="column">
-              <wp:posOffset>1910715</wp:posOffset>
+              <wp:posOffset>2486025</wp:posOffset>
             </wp:positionH>
             <wp:positionV relativeFrom="paragraph">
-              <wp:posOffset>6205854</wp:posOffset>
+              <wp:posOffset>7038975</wp:posOffset>
             </wp:positionV>
-            <wp:extent cx="1729486" cy="1743075"/>
-            <wp:effectExtent l="0" t="0" r="4445" b="0"/>
+            <wp:extent cx="1962150" cy="1977567"/>
+            <wp:effectExtent l="0" t="0" r="0" b="3810"/>
             <wp:wrapNone/>
             <wp:docPr id="1672903924" name="Imagen 2"/>
             <wp:cNvGraphicFramePr>
@@ -31,7 +35,7 @@
                     <pic:cNvPicPr/>
                   </pic:nvPicPr>
                   <pic:blipFill rotWithShape="1">
-                    <a:blip r:embed="rId4" cstate="print">
+                    <a:blip r:embed="rId5" cstate="print">
                       <a:extLst>
                         <a:ext uri="{28A0092B-C50C-407E-A947-70E740481C1C}">
                           <a14:useLocalDpi xmlns:a14="http://schemas.microsoft.com/office/drawing/2010/main" val="0"/>
@@ -46,7 +50,7 @@
                   <pic:spPr bwMode="auto">
                     <a:xfrm>
                       <a:off x="0" y="0"/>
-                      <a:ext cx="1733327" cy="1746946"/>
+                      <a:ext cx="1965978" cy="1981425"/>
                     </a:xfrm>
                     <a:prstGeom prst="rect">
                       <a:avLst/>
@@ -73,10 +77,13 @@
         </w:drawing>
       </w:r>
       <w:r>
+        <w:rPr>
+          <w:noProof/>
+        </w:rPr>
         <w:drawing>
-          <wp:inline distT="0" distB="0" distL="0" distR="0" wp14:anchorId="592F052C" wp14:editId="3D950A8F">
-            <wp:extent cx="5506085" cy="8258810"/>
-            <wp:effectExtent l="0" t="0" r="0" b="8890"/>
+          <wp:inline distT="0" distB="0" distL="0" distR="0" wp14:anchorId="592F052C" wp14:editId="6D1C97F8">
+            <wp:extent cx="6238875" cy="9357953"/>
+            <wp:effectExtent l="0" t="0" r="0" b="0"/>
             <wp:docPr id="253956758" name="Imagen 1" descr="Editar anuncio Casa 18A"/>
             <wp:cNvGraphicFramePr>
               <a:graphicFrameLocks xmlns:a="http://schemas.openxmlformats.org/drawingml/2006/main" noChangeAspect="1"/>
@@ -91,7 +98,7 @@
                     </pic:cNvPicPr>
                   </pic:nvPicPr>
                   <pic:blipFill>
-                    <a:blip r:embed="rId5">
+                    <a:blip r:embed="rId6">
                       <a:extLst>
                         <a:ext uri="{28A0092B-C50C-407E-A947-70E740481C1C}">
                           <a14:useLocalDpi xmlns:a14="http://schemas.microsoft.com/office/drawing/2010/main" val="0"/>
@@ -106,7 +113,7 @@
                   <pic:spPr bwMode="auto">
                     <a:xfrm>
                       <a:off x="0" y="0"/>
-                      <a:ext cx="5506085" cy="8258810"/>
+                      <a:ext cx="6246683" cy="9369665"/>
                     </a:xfrm>
                     <a:prstGeom prst="rect">
                       <a:avLst/>
@@ -124,8 +131,8 @@
       </w:r>
     </w:p>
     <w:sectPr>
-      <w:pgSz w:w="12240" w:h="15840"/>
-      <w:pgMar w:top="1417" w:right="1701" w:bottom="1417" w:left="1701" w:header="708" w:footer="708" w:gutter="0"/>
+      <w:pgSz w:w="12240" w:h="15840" w:code="1"/>
+      <w:pgMar w:top="624" w:right="720" w:bottom="720" w:left="720" w:header="709" w:footer="709" w:gutter="0"/>
       <w:cols w:space="708"/>
       <w:docGrid w:linePitch="360"/>
     </w:sectPr>
@@ -736,6 +743,7 @@
   <w:style w:type="character" w:default="1" w:styleId="Fuentedeprrafopredeter">
     <w:name w:val="Default Paragraph Font"/>
     <w:uiPriority w:val="1"/>
+    <w:semiHidden/>
     <w:unhideWhenUsed/>
   </w:style>
   <w:style w:type="table" w:default="1" w:styleId="Tablanormal">
@@ -1365,4 +1373,16 @@
     </a:ext>
   </a:extLst>
 </a:theme>
+</file>
+
+<file path=customXml/item1.xml><?xml version="1.0" encoding="utf-8"?>
+<b:Sources xmlns:b="http://schemas.openxmlformats.org/officeDocument/2006/bibliography" xmlns="http://schemas.openxmlformats.org/officeDocument/2006/bibliography" SelectedStyle="\APASixthEditionOfficeOnline.xsl" StyleName="APA" Version="6"/>
+</file>
+
+<file path=customXml/itemProps1.xml><?xml version="1.0" encoding="utf-8"?>
+<ds:datastoreItem xmlns:ds="http://schemas.openxmlformats.org/officeDocument/2006/customXml" ds:itemID="{5FB4BEF9-B50B-429E-88F9-1B55F0D8BBC2}">
+  <ds:schemaRefs>
+    <ds:schemaRef ds:uri="http://schemas.openxmlformats.org/officeDocument/2006/bibliography"/>
+  </ds:schemaRefs>
+</ds:datastoreItem>
 </file>